--- a/03_Outputs/final scripts/fr/Module 8/8.1.0-fr.docx
+++ b/03_Outputs/final scripts/fr/Module 8/8.1.0-fr.docx
@@ -19,7 +19,7 @@
     </w:p>
     <w:p>
       <w:r>
-        <w:t xml:space="preserve">Du côté de l’offre, les énergies renouvelables se développent à une vitesse record. En 2020, le monde a ajouté 260 gigawatts de capacité, dont 91 % issus du solaire et de l’éolien. À l’avenir, les renouvelables devraient représenter la plus grande part de la nouvelle demande, tandis que le gaz naturel et le nucléaire resteront importants pour équilibrer les réseaux lorsque la production solaire et éolienne baisse.  </w:t>
+        <w:t xml:space="preserve">Du côté de l'offre, les énergies renouvelables se développent à une vitesse record. En 2020, le monde a ajouté 260 gigawatts de capacité, dont 91 % provenant du solaire et de l’éolien. À l’avenir, les renouvelables devraient représenter la plus grande part de la nouvelle demande, tandis que le gaz naturel et le nucléaire resteront importants pour équilibrer les réseaux lorsque la production solaire et éolienne baisse.  </w:t>
       </w:r>
     </w:p>
     <w:p>
